--- a/LineOA相關/02_設定Line Login並取得LIFF ID.docx
+++ b/LineOA相關/02_設定Line Login並取得LIFF ID.docx
@@ -13,27 +13,67 @@
     <w:p>
       <w:r>
         <w:rPr>
-          <w:rFonts w:hint="eastAsia"/>
+          <w:b/>
+          <w:bCs/>
         </w:rPr>
         <w:t>LIFF</w:t>
       </w:r>
       <w:r>
         <w:rPr>
-          <w:rFonts w:hint="eastAsia"/>
-        </w:rPr>
-        <w:t>的用途相當於</w:t>
-      </w:r>
-      <w:r>
-        <w:rPr>
-          <w:rFonts w:hint="eastAsia"/>
-        </w:rPr>
-        <w:t>Line</w:t>
-      </w:r>
-      <w:r>
-        <w:rPr>
-          <w:rFonts w:hint="eastAsia"/>
-        </w:rPr>
-        <w:t>的內崁網頁，需要有</w:t>
+          <w:b/>
+          <w:bCs/>
+        </w:rPr>
+        <w:t>（</w:t>
+      </w:r>
+      <w:r>
+        <w:rPr>
+          <w:b/>
+          <w:bCs/>
+        </w:rPr>
+        <w:t>LINE Front-end Framework</w:t>
+      </w:r>
+      <w:r>
+        <w:rPr>
+          <w:b/>
+          <w:bCs/>
+        </w:rPr>
+        <w:t>）</w:t>
+      </w:r>
+      <w:r>
+        <w:t xml:space="preserve"> </w:t>
+      </w:r>
+      <w:r>
+        <w:t>是</w:t>
+      </w:r>
+      <w:r>
+        <w:t xml:space="preserve"> LINE </w:t>
+      </w:r>
+      <w:r>
+        <w:t>提供的前端網頁開發框架。簡單來說，它讓你在</w:t>
+      </w:r>
+      <w:r>
+        <w:t xml:space="preserve"> LINE </w:t>
+      </w:r>
+      <w:r>
+        <w:t>聊天室內打開一個「能與</w:t>
+      </w:r>
+      <w:r>
+        <w:t xml:space="preserve"> LINE </w:t>
+      </w:r>
+      <w:r>
+        <w:t>深度互動的微型網頁（</w:t>
+      </w:r>
+      <w:r>
+        <w:t>Web App</w:t>
+      </w:r>
+      <w:r>
+        <w:t>）」</w:t>
+      </w:r>
+      <w:r>
+        <w:rPr>
+          <w:rFonts w:hint="eastAsia"/>
+        </w:rPr>
+        <w:t>，需要有</w:t>
       </w:r>
       <w:r>
         <w:rPr>
@@ -766,7 +806,31 @@
         <w:rPr>
           <w:rFonts w:hint="eastAsia"/>
         </w:rPr>
-        <w:t>輸入你的網頁正式網址或開發測試網址（必須是</w:t>
+        <w:t>重要！</w:t>
+      </w:r>
+      <w:r>
+        <w:rPr>
+          <w:rFonts w:hint="eastAsia"/>
+        </w:rPr>
+        <w:t>輸入</w:t>
+      </w:r>
+      <w:r>
+        <w:rPr>
+          <w:rFonts w:hint="eastAsia"/>
+        </w:rPr>
+        <w:t>LIFF</w:t>
+      </w:r>
+      <w:r>
+        <w:rPr>
+          <w:rFonts w:hint="eastAsia"/>
+        </w:rPr>
+        <w:t>需要介接</w:t>
+      </w:r>
+      <w:r>
+        <w:rPr>
+          <w:rFonts w:hint="eastAsia"/>
+        </w:rPr>
+        <w:t>的網頁網址（必須是</w:t>
       </w:r>
       <w:r>
         <w:rPr>
@@ -791,6 +855,81 @@
           <w:rFonts w:hint="eastAsia"/>
         </w:rPr>
         <w:t>錨點）。</w:t>
+      </w:r>
+    </w:p>
+    <w:p>
+      <w:r>
+        <w:rPr>
+          <w:rFonts w:hint="eastAsia"/>
+        </w:rPr>
+        <w:t>如果網址給錯，會導致網頁呼叫</w:t>
+      </w:r>
+      <w:r>
+        <w:rPr>
+          <w:rFonts w:hint="eastAsia"/>
+        </w:rPr>
+        <w:t>LIFF</w:t>
+      </w:r>
+      <w:r>
+        <w:rPr>
+          <w:rFonts w:hint="eastAsia"/>
+        </w:rPr>
+        <w:t>功能失效</w:t>
+      </w:r>
+    </w:p>
+    <w:p>
+      <w:pPr>
+        <w:rPr>
+          <w:rFonts w:hint="eastAsia"/>
+        </w:rPr>
+      </w:pPr>
+      <w:r>
+        <w:rPr>
+          <w:rFonts w:hint="eastAsia"/>
+        </w:rPr>
+        <w:t>（</w:t>
+      </w:r>
+      <w:r>
+        <w:rPr>
+          <w:rFonts w:hint="eastAsia"/>
+        </w:rPr>
+        <w:t>你還沒實作</w:t>
+      </w:r>
+      <w:r>
+        <w:rPr>
+          <w:rFonts w:hint="eastAsia"/>
+        </w:rPr>
+        <w:t>LIFF</w:t>
+      </w:r>
+      <w:r>
+        <w:rPr>
+          <w:rFonts w:hint="eastAsia"/>
+        </w:rPr>
+        <w:t>用的網頁</w:t>
+      </w:r>
+      <w:r>
+        <w:rPr>
+          <w:rFonts w:hint="eastAsia"/>
+        </w:rPr>
+        <w:t>，也沒有預定的網頁</w:t>
+      </w:r>
+      <w:r>
+        <w:rPr>
+          <w:rFonts w:hint="eastAsia"/>
+        </w:rPr>
+        <w:t>，</w:t>
+      </w:r>
+      <w:r>
+        <w:rPr>
+          <w:rFonts w:hint="eastAsia"/>
+        </w:rPr>
+        <w:t>也可以先給首頁網址</w:t>
+      </w:r>
+      <w:r>
+        <w:rPr>
+          <w:rFonts w:hint="eastAsia"/>
+        </w:rPr>
+        <w:t>，讓設定可以跑完，之後要記得改回來）</w:t>
       </w:r>
     </w:p>
     <w:p>
@@ -1321,11 +1460,6 @@
       </w:r>
     </w:p>
     <w:p>
-      <w:pPr>
-        <w:rPr>
-          <w:rFonts w:hint="eastAsia"/>
-        </w:rPr>
-      </w:pPr>
       <w:r>
         <w:rPr>
           <w:rFonts w:hint="eastAsia"/>
@@ -1373,11 +1507,6 @@
       </w:r>
     </w:p>
     <w:p>
-      <w:pPr>
-        <w:rPr>
-          <w:rFonts w:hint="eastAsia"/>
-        </w:rPr>
-      </w:pPr>
       <w:r>
         <w:rPr>
           <w:noProof/>
@@ -2084,7 +2213,6 @@
   <w:style w:type="character" w:default="1" w:styleId="a0">
     <w:name w:val="Default Paragraph Font"/>
     <w:uiPriority w:val="1"/>
-    <w:semiHidden/>
     <w:unhideWhenUsed/>
   </w:style>
   <w:style w:type="table" w:default="1" w:styleId="a1">
